--- a/docs/downloads/البشير-بالخلاص-في-المسيح-1868/doc_0636.docx
+++ b/docs/downloads/البشير-بالخلاص-في-المسيح-1868/doc_0636.docx
@@ -1,187 +1,400 @@
 
 <file path=word/document.xml><?xml version="1.0" encoding="utf-8"?>
-<w:document xmlns:wpc="http://schemas.microsoft.com/office/word/2010/wordprocessingCanvas" xmlns:cx="http://schemas.microsoft.com/office/drawing/2014/chartex" xmlns:cx1="http://schemas.microsoft.com/office/drawing/2015/9/8/chartex" xmlns:cx2="http://schemas.microsoft.com/office/drawing/2015/10/21/chartex" xmlns:cx3="http://schemas.microsoft.com/office/drawing/2016/5/9/chartex" xmlns:cx4="http://schemas.microsoft.com/office/drawing/2016/5/10/chartex" xmlns:cx5="http://schemas.microsoft.com/office/drawing/2016/5/11/chartex" xmlns:cx6="http://schemas.microsoft.com/office/drawing/2016/5/12/chartex" xmlns:cx7="http://schemas.microsoft.com/office/drawing/2016/5/13/chartex" xmlns:cx8="http://schemas.microsoft.com/office/drawing/2016/5/14/chartex" xmlns:mc="http://schemas.openxmlformats.org/markup-compatibility/2006" xmlns:aink="http://schemas.microsoft.com/office/drawing/2016/ink" xmlns:am3d="http://schemas.microsoft.com/office/drawing/2017/model3d" xmlns:o="urn:schemas-microsoft-com:office:office" xmlns:oel="http://schemas.microsoft.com/office/2019/extlst" xmlns:r="http://schemas.openxmlformats.org/officeDocument/2006/relationships" xmlns:m="http://schemas.openxmlformats.org/officeDocument/2006/math" xmlns:v="urn:schemas-microsoft-com:vml" xmlns:wp14="http://schemas.microsoft.com/office/word/2010/wordprocessingDrawing" xmlns:wp="http://schemas.openxmlformats.org/drawingml/2006/wordprocessingDrawing" xmlns:w10="urn:schemas-microsoft-com:office:word" xmlns:w="http://schemas.openxmlformats.org/wordprocessingml/2006/main" xmlns:w14="http://schemas.microsoft.com/office/word/2010/wordml" xmlns:w15="http://schemas.microsoft.com/office/word/2012/wordml" xmlns:w16cex="http://schemas.microsoft.com/office/word/2018/wordml/cex" xmlns:w16cid="http://schemas.microsoft.com/office/word/2016/wordml/cid" xmlns:w16="http://schemas.microsoft.com/office/word/2018/wordml" xmlns:w16du="http://schemas.microsoft.com/office/word/2023/wordml/word16du" xmlns:w16sdtdh="http://schemas.microsoft.com/office/word/2020/wordml/sdtdatahash" xmlns:w16se="http://schemas.microsoft.com/office/word/2015/wordml/symex" xmlns:wpg="http://schemas.microsoft.com/office/word/2010/wordprocessingGroup" xmlns:wpi="http://schemas.microsoft.com/office/word/2010/wordprocessingInk" xmlns:wne="http://schemas.microsoft.com/office/word/2006/wordml" xmlns:wps="http://schemas.microsoft.com/office/word/2010/wordprocessingShape" mc:Ignorable="w14 w15 w16se w16cid w16 w16cex w16sdtdh w16du wp14">
+<w:document xmlns:wpc="http://schemas.microsoft.com/office/word/2010/wordprocessingCanvas" xmlns:cx="http://schemas.microsoft.com/office/drawing/2014/chartex" xmlns:cx1="http://schemas.microsoft.com/office/drawing/2015/9/8/chartex" xmlns:cx2="http://schemas.microsoft.com/office/drawing/2015/10/21/chartex" xmlns:cx3="http://schemas.microsoft.com/office/drawing/2016/5/9/chartex" xmlns:cx4="http://schemas.microsoft.com/office/drawing/2016/5/10/chartex" xmlns:cx5="http://schemas.microsoft.com/office/drawing/2016/5/11/chartex" xmlns:cx6="http://schemas.microsoft.com/office/drawing/2016/5/12/chartex" xmlns:cx7="http://schemas.microsoft.com/office/drawing/2016/5/13/chartex" xmlns:cx8="http://schemas.microsoft.com/office/drawing/2016/5/14/chartex" xmlns:mc="http://schemas.openxmlformats.org/markup-compatibility/2006" xmlns:aink="http://schemas.microsoft.com/office/drawing/2016/ink" xmlns:am3d="http://schemas.microsoft.com/office/drawing/2017/model3d" xmlns:o="urn:schemas-microsoft-com:office:office" xmlns:oel="http://schemas.microsoft.com/office/2019/extlst" xmlns:r="http://schemas.openxmlformats.org/officeDocument/2006/relationships" xmlns:m="http://schemas.openxmlformats.org/officeDocument/2006/math" xmlns:v="urn:schemas-microsoft-com:vml" xmlns:wp14="http://schemas.microsoft.com/office/word/2010/wordprocessingDrawing" xmlns:wp="http://schemas.openxmlformats.org/drawingml/2006/wordprocessingDrawing" xmlns:w10="urn:schemas-microsoft-com:office:word" xmlns:w="http://schemas.openxmlformats.org/wordprocessingml/2006/main" xmlns:w14="http://schemas.microsoft.com/office/word/2010/wordml" xmlns:w15="http://schemas.microsoft.com/office/word/2012/wordml" xmlns:w16cex="http://schemas.microsoft.com/office/word/2018/wordml/cex" xmlns:w16cid="http://schemas.microsoft.com/office/word/2016/wordml/cid" xmlns:w16="http://schemas.microsoft.com/office/word/2018/wordml" xmlns:w16du="http://schemas.microsoft.com/office/word/2023/wordml/word16du" xmlns:w16sdtdh="http://schemas.microsoft.com/office/word/2020/wordml/sdtdatahash" xmlns:w16sdtfl="http://schemas.microsoft.com/office/word/2024/wordml/sdtformatlock" xmlns:w16se="http://schemas.microsoft.com/office/word/2015/wordml/symex" xmlns:wpg="http://schemas.microsoft.com/office/word/2010/wordprocessingGroup" xmlns:wpi="http://schemas.microsoft.com/office/word/2010/wordprocessingInk" xmlns:wne="http://schemas.microsoft.com/office/word/2006/wordml" xmlns:wps="http://schemas.microsoft.com/office/word/2010/wordprocessingShape" mc:Ignorable="w14 w15 w16se w16cid w16 w16cex w16sdtdh w16sdtfl w16du wp14">
   <w:body>
     <w:p>
       <w:pPr>
         <w:rPr>
-          <w:rtl/>
+          <w:b w:val="0"/>
+          <w:bCs w:val="0"/>
+          <w:rtl/>
+          <w:lang w:bidi="ar-JO"/>
         </w:rPr>
       </w:pPr>
-      <w:hyperlink r:id="rId4" w:history="1">
-        <w:r>
-          <w:rPr>
-            <w:rStyle w:val="Hyperlink"/>
-            <w:rtl/>
-          </w:rPr>
-          <w:t>الانفصال عن الشر هو المبدأ الإلهي للوحدة</w:t>
-        </w:r>
-      </w:hyperlink>
+      <w:r>
+        <w:rPr>
+          <w:b w:val="0"/>
+          <w:bCs w:val="0"/>
+          <w:rtl/>
+          <w:lang w:bidi="ar-JO"/>
+        </w:rPr>
+        <w:fldChar w:fldCharType="begin"/>
+      </w:r>
+      <w:r>
+        <w:rPr>
+          <w:b w:val="0"/>
+          <w:bCs w:val="0"/>
+          <w:lang w:bidi="ar-JO"/>
+        </w:rPr>
+        <w:instrText>HYPERLINK</w:instrText>
+      </w:r>
+      <w:r>
+        <w:rPr>
+          <w:b w:val="0"/>
+          <w:bCs w:val="0"/>
+          <w:rtl/>
+          <w:lang w:bidi="ar-JO"/>
+        </w:rPr>
+        <w:instrText xml:space="preserve"> "</w:instrText>
+      </w:r>
+      <w:r>
+        <w:rPr>
+          <w:b w:val="0"/>
+          <w:bCs w:val="0"/>
+          <w:lang w:bidi="ar-JO"/>
+        </w:rPr>
+        <w:instrText>https://www.bibelkommentare.de/kommentare/k-5022/botschafter-des-heils-in-christo-1868/die-herrliche-hoffnung-der-versammlung-gottes-1-2</w:instrText>
+      </w:r>
+      <w:r>
+        <w:rPr>
+          <w:b w:val="0"/>
+          <w:bCs w:val="0"/>
+          <w:rtl/>
+          <w:lang w:bidi="ar-JO"/>
+        </w:rPr>
+        <w:instrText>" \</w:instrText>
+      </w:r>
+      <w:r>
+        <w:rPr>
+          <w:b w:val="0"/>
+          <w:bCs w:val="0"/>
+          <w:lang w:bidi="ar-JO"/>
+        </w:rPr>
+        <w:instrText>l</w:instrText>
+      </w:r>
+      <w:r>
+        <w:rPr>
+          <w:b w:val="0"/>
+          <w:bCs w:val="0"/>
+          <w:rtl/>
+          <w:lang w:bidi="ar-JO"/>
+        </w:rPr>
+        <w:instrText xml:space="preserve"> ":~:</w:instrText>
+      </w:r>
+      <w:r>
+        <w:rPr>
+          <w:b w:val="0"/>
+          <w:bCs w:val="0"/>
+          <w:lang w:bidi="ar-JO"/>
+        </w:rPr>
+        <w:instrText>text=entstellt%20und%20ihres%20gesegneten%20Einflusses,Kirche%20Gottes%3F%20Darf%20sie%20Christus%2C%20ihren</w:instrText>
+      </w:r>
+      <w:r>
+        <w:rPr>
+          <w:b w:val="0"/>
+          <w:bCs w:val="0"/>
+          <w:rtl/>
+          <w:lang w:bidi="ar-JO"/>
+        </w:rPr>
+        <w:instrText>"</w:instrText>
+      </w:r>
+      <w:r>
+        <w:rPr>
+          <w:b w:val="0"/>
+          <w:bCs w:val="0"/>
+          <w:rtl/>
+          <w:lang w:bidi="ar-JO"/>
+        </w:rPr>
+      </w:r>
+      <w:r>
+        <w:rPr>
+          <w:b w:val="0"/>
+          <w:bCs w:val="0"/>
+          <w:rtl/>
+          <w:lang w:bidi="ar-JO"/>
+        </w:rPr>
+        <w:fldChar w:fldCharType="separate"/>
+      </w:r>
+      <w:r>
+        <w:rPr>
+          <w:rStyle w:val="Hyperlink"/>
+          <w:rFonts w:hint="cs"/>
+          <w:b w:val="0"/>
+          <w:bCs w:val="0"/>
+          <w:rtl/>
+          <w:lang w:bidi="ar-JO"/>
+        </w:rPr>
+        <w:t>رجاء</w:t>
+      </w:r>
+      <w:r>
+        <w:rPr>
+          <w:rStyle w:val="Hyperlink"/>
+          <w:b w:val="0"/>
+          <w:bCs w:val="0"/>
+          <w:rtl/>
+          <w:lang w:bidi="ar-JO"/>
+        </w:rPr>
+        <w:t xml:space="preserve"> </w:t>
+      </w:r>
+      <w:r>
+        <w:rPr>
+          <w:rStyle w:val="Hyperlink"/>
+          <w:rFonts w:hint="cs"/>
+          <w:b w:val="0"/>
+          <w:bCs w:val="0"/>
+          <w:rtl/>
+          <w:lang w:bidi="ar-JO"/>
+        </w:rPr>
+        <w:t>الكنيسة</w:t>
+      </w:r>
+      <w:r>
+        <w:rPr>
+          <w:rStyle w:val="Hyperlink"/>
+          <w:b w:val="0"/>
+          <w:bCs w:val="0"/>
+          <w:rtl/>
+          <w:lang w:bidi="ar-JO"/>
+        </w:rPr>
+        <w:t xml:space="preserve"> </w:t>
+      </w:r>
+      <w:r>
+        <w:rPr>
+          <w:rStyle w:val="Hyperlink"/>
+          <w:rFonts w:hint="cs"/>
+          <w:b w:val="0"/>
+          <w:bCs w:val="0"/>
+          <w:rtl/>
+          <w:lang w:bidi="ar-JO"/>
+        </w:rPr>
+        <w:t>المجيد</w:t>
+      </w:r>
+      <w:r>
+        <w:rPr>
+          <w:b w:val="0"/>
+          <w:bCs w:val="0"/>
+          <w:rtl/>
+          <w:lang w:bidi="ar-JO"/>
+        </w:rPr>
+        <w:fldChar w:fldCharType="end"/>
+      </w:r>
     </w:p>
     <w:p>
       <w:pPr>
         <w:rPr>
-          <w:rtl/>
+          <w:rFonts w:hint="cs"/>
+          <w:b w:val="0"/>
+          <w:bCs w:val="0"/>
+          <w:rtl/>
+          <w:lang w:bidi="ar-JO"/>
         </w:rPr>
       </w:pPr>
       <w:r>
         <w:rPr>
           <w:rFonts w:hint="cs"/>
-          <w:rtl/>
-        </w:rPr>
-        <w:t>البشير بالخلاص في المسيح 1868</w:t>
+          <w:b w:val="0"/>
+          <w:bCs w:val="0"/>
+          <w:rtl/>
+          <w:lang w:bidi="ar-JO"/>
+        </w:rPr>
+        <w:t xml:space="preserve">البشير بالخلاص في المسيح </w:t>
+      </w:r>
+      <w:r>
+        <w:rPr>
+          <w:b w:val="0"/>
+          <w:bCs w:val="0"/>
+          <w:lang w:bidi="ar-JO"/>
+        </w:rPr>
+        <w:t xml:space="preserve"> 1868</w:t>
       </w:r>
     </w:p>
     <w:p>
       <w:pPr>
         <w:rPr>
-          <w:rtl/>
+          <w:b w:val="0"/>
+          <w:bCs w:val="0"/>
+          <w:rtl/>
+          <w:lang w:bidi="ar-JO"/>
         </w:rPr>
       </w:pPr>
       <w:r>
         <w:rPr>
           <w:rFonts w:hint="cs"/>
-          <w:rtl/>
-        </w:rPr>
-        <w:t xml:space="preserve">إن الاحتياج للوِحدة يشعر به في أيامنا جميع المسيحيين الصادقين. جميعهم يشعرون بقوة الشر المحيط بنا. جاذبيته قريبة جدًا منا، تقدمه السريع، نعم والسريع جدًا واضح جدًا ويمسّ بالعواطف المتسم بها مختلف فئات المسيحيين، </w:t>
-      </w:r>
-      <w:r>
-        <w:rPr>
-          <w:rtl/>
-        </w:rPr>
-        <w:t>بالنسبة لهؤلاء - مهما كان مقياس حكمهم على أهميته الحقيقية و طبيعة هذا الشر – لم يعد بإمكانهم غض الطرف عما يجري حولهم.</w:t>
-      </w:r>
-      <w:r>
-        <w:rPr>
-          <w:rFonts w:hint="cs"/>
-          <w:rtl/>
-        </w:rPr>
-        <w:t xml:space="preserve"> كما </w:t>
-      </w:r>
-      <w:r>
-        <w:rPr>
-          <w:rFonts w:hint="cs"/>
-          <w:rtl/>
-        </w:rPr>
-        <w:t xml:space="preserve">وبصورة </w:t>
-      </w:r>
-      <w:r>
-        <w:rPr>
-          <w:rFonts w:hint="cs"/>
-          <w:rtl/>
-        </w:rPr>
-        <w:t xml:space="preserve">عامة </w:t>
-      </w:r>
-      <w:r>
-        <w:rPr>
-          <w:rFonts w:hint="cs"/>
-          <w:rtl/>
-        </w:rPr>
-        <w:t>ال</w:t>
-      </w:r>
-      <w:r>
-        <w:rPr>
-          <w:rFonts w:hint="cs"/>
-          <w:rtl/>
-        </w:rPr>
-        <w:t xml:space="preserve">عواطف </w:t>
-      </w:r>
-      <w:r>
-        <w:rPr>
-          <w:rFonts w:hint="cs"/>
-          <w:rtl/>
-        </w:rPr>
-        <w:t>ال</w:t>
-      </w:r>
-      <w:r>
-        <w:rPr>
-          <w:rFonts w:hint="cs"/>
-          <w:rtl/>
-        </w:rPr>
-        <w:t>أفضل و</w:t>
-      </w:r>
-      <w:r>
-        <w:rPr>
-          <w:rFonts w:hint="cs"/>
-          <w:rtl/>
-        </w:rPr>
-        <w:t>ال</w:t>
-      </w:r>
-      <w:r>
-        <w:rPr>
-          <w:rFonts w:hint="cs"/>
-          <w:rtl/>
-        </w:rPr>
-        <w:t xml:space="preserve">أقدس </w:t>
-      </w:r>
-      <w:r>
-        <w:rPr>
-          <w:rFonts w:hint="cs"/>
-          <w:rtl/>
-        </w:rPr>
-        <w:t>توقظ</w:t>
-      </w:r>
-      <w:r>
-        <w:rPr>
-          <w:rFonts w:hint="cs"/>
-          <w:rtl/>
-        </w:rPr>
-        <w:t xml:space="preserve"> الوعي </w:t>
-      </w:r>
-      <w:r>
-        <w:rPr>
-          <w:rFonts w:hint="cs"/>
-          <w:rtl/>
-        </w:rPr>
-        <w:t>بالخطر الذي يهدد قضية الله على قدر توكيلها لمسؤولية ا</w:t>
-      </w:r>
-      <w:r>
-        <w:rPr>
-          <w:rFonts w:hint="cs"/>
-          <w:rtl/>
-        </w:rPr>
-        <w:t xml:space="preserve">لناس الذين لم يتخلوا عنها أبدًا. </w:t>
-      </w:r>
-      <w:r>
-        <w:rPr>
-          <w:rtl/>
-        </w:rPr>
-        <w:t>وحيثما يعمل روح الله ليجعل القديسين يدركون قيمة النعمة والحق، فإن هذا النشاط أيضًا يجذب ويدفع نحو الوحدة لأنه لا يوجد سوى روح واحد، وحق واحد فقط، وجسد واحد فقط.</w:t>
+          <w:b w:val="0"/>
+          <w:bCs w:val="0"/>
+          <w:rtl/>
+          <w:lang w:bidi="ar-JO"/>
+        </w:rPr>
+        <w:t>الجزء 1</w:t>
       </w:r>
     </w:p>
     <w:p>
-      <w:r>
-        <w:rPr>
-          <w:rFonts w:hint="cs"/>
-          <w:rtl/>
-        </w:rPr>
-        <w:t xml:space="preserve">إلا أن العواطف التي هي نتيجة الوعي في تقدم الشر قد تكون مختلفة جدًا. ربما بعض المسيحيون لا زالوا يثقون </w:t>
-      </w:r>
-      <w:r>
-        <w:rPr>
-          <w:rFonts w:hint="cs"/>
-          <w:rtl/>
-        </w:rPr>
-        <w:t>بالدعائم</w:t>
-      </w:r>
-      <w:r>
-        <w:rPr>
-          <w:rtl/>
-        </w:rPr>
-        <w:t xml:space="preserve"> التي ركزوا عليها منذ فترة طويلة، و</w:t>
-      </w:r>
-      <w:r>
-        <w:rPr>
-          <w:rFonts w:hint="cs"/>
-          <w:rtl/>
-        </w:rPr>
-        <w:t>التي</w:t>
-      </w:r>
-      <w:r>
-        <w:rPr>
-          <w:rtl/>
-        </w:rPr>
-        <w:t xml:space="preserve"> قوتها تعتمد على الاحترام الذي لم يعد يُمنح لهم اليوم.</w:t>
+      <w:pPr>
+        <w:rPr>
+          <w:b w:val="0"/>
+          <w:bCs w:val="0"/>
+          <w:rtl/>
+          <w:lang w:bidi="ar-JO"/>
+        </w:rPr>
+      </w:pPr>
+      <w:r>
+        <w:rPr>
+          <w:rFonts w:hint="cs"/>
+          <w:b w:val="0"/>
+          <w:bCs w:val="0"/>
+          <w:rtl/>
+          <w:lang w:bidi="ar-JO"/>
+        </w:rPr>
+        <w:t>حقيقة في غاية الأهمية هي موضوع هذه السطور، وهي حقيقة، دفنها روح هذا الدهر لمئات من السنين وجعلها في طي النسيان، أو تشوهت بأكثر المفاهيم الخاطئة وانتُزع منها تأثيرها المبارك. فما هو رجاء كنيسة الله؟ هل لا زال يجوز لها أن تنتظر المسيح عريسها قبل أيام غيظ الله التي على الأبواب التي لا يقف أمامها رادع</w:t>
+      </w:r>
+      <w:r>
+        <w:rPr>
+          <w:rFonts w:hint="cs"/>
+          <w:b w:val="0"/>
+          <w:bCs w:val="0"/>
+          <w:rtl/>
+          <w:lang w:bidi="ar-JO"/>
+        </w:rPr>
+        <w:t xml:space="preserve">، أم أن رعود الدينونة الصاعقة ستُرعد المسكونة قبل مجيئه المجيد؟ هذا هو السؤال الكبير الذي بدأ بإشغال وجدان الكثير من المؤمنين في الأيام المبكرة من بعد انتهاض روح الله من سبات طويل الأمد، وصحة فهمه يليق فقط بمَن دعاه الله، </w:t>
+      </w:r>
+      <w:r>
+        <w:rPr>
+          <w:rFonts w:hint="cs"/>
+          <w:b w:val="0"/>
+          <w:bCs w:val="0"/>
+          <w:rtl/>
+          <w:lang w:bidi="ar-JO"/>
+        </w:rPr>
+        <w:t>سائح</w:t>
+      </w:r>
+      <w:r>
+        <w:rPr>
+          <w:rFonts w:hint="cs"/>
+          <w:b w:val="0"/>
+          <w:bCs w:val="0"/>
+          <w:rtl/>
+          <w:lang w:bidi="ar-JO"/>
+        </w:rPr>
+        <w:t xml:space="preserve"> البرية المحبوب جدًا لتشجيعه على</w:t>
+      </w:r>
+      <w:r>
+        <w:rPr>
+          <w:rFonts w:hint="cs"/>
+          <w:b w:val="0"/>
+          <w:bCs w:val="0"/>
+          <w:rtl/>
+          <w:lang w:bidi="ar-JO"/>
+        </w:rPr>
+        <w:t xml:space="preserve"> سلوك لائق، مقدس ولملء قلبه بالتعزية، الفرح، التسبيح والسجود. فهل يعقل أن الله فشل في إعطاء جواب واضح ومحدد على سؤال له تأثيره العميق على سلوك خاصته، هل يعقل أنه ترك أفكار قلبه غير مكشوفة بخصوص المسيح ومختاريه؟ فهذه الافتراضية ستكون إنكارًا جازمًا لمحبته الكاملة.</w:t>
+      </w:r>
+    </w:p>
+    <w:p>
+      <w:pPr>
+        <w:rPr>
+          <w:b w:val="0"/>
+          <w:bCs w:val="0"/>
+          <w:rtl/>
+          <w:lang w:bidi="ar-JO"/>
+        </w:rPr>
+      </w:pPr>
+      <w:r>
+        <w:rPr>
+          <w:rFonts w:hint="cs"/>
+          <w:b w:val="0"/>
+          <w:bCs w:val="0"/>
+          <w:rtl/>
+          <w:lang w:bidi="ar-JO"/>
+        </w:rPr>
+        <w:t xml:space="preserve">فكما حدث مع إبراهيم في الماضي، بعيدًا عن المشاهد المروعة للدينونة التي حلّت على سدوم وعمورة، وتمتع برفعة سامية، في شركة هدوء حلوة مع الرب وقد جاز له بأن </w:t>
+      </w:r>
+      <w:r>
+        <w:rPr>
+          <w:rFonts w:hint="cs"/>
+          <w:b w:val="0"/>
+          <w:bCs w:val="0"/>
+          <w:rtl/>
+          <w:lang w:bidi="ar-JO"/>
+        </w:rPr>
+        <w:t>يشاهد</w:t>
+      </w:r>
+      <w:r>
+        <w:rPr>
+          <w:rFonts w:hint="cs"/>
+          <w:b w:val="0"/>
+          <w:bCs w:val="0"/>
+          <w:rtl/>
+          <w:lang w:bidi="ar-JO"/>
+        </w:rPr>
+        <w:t xml:space="preserve"> من مكانه العالي نهاية هاتين المدينتين الشريرتين المروعة، فإن كنيسة الله تتمتع بهذا الامتياز المبارك في أوسع </w:t>
+      </w:r>
+      <w:r>
+        <w:rPr>
+          <w:rFonts w:hint="cs"/>
+          <w:b w:val="0"/>
+          <w:bCs w:val="0"/>
+          <w:rtl/>
+          <w:lang w:bidi="ar-JO"/>
+        </w:rPr>
+        <w:t>أطرافه</w:t>
+      </w:r>
+      <w:r>
+        <w:rPr>
+          <w:rFonts w:hint="cs"/>
+          <w:b w:val="0"/>
+          <w:bCs w:val="0"/>
+          <w:rtl/>
+          <w:lang w:bidi="ar-JO"/>
+        </w:rPr>
+        <w:t>. فكلمات يهوه الرب الموجهة لـ"خليل الله" (يعقوب 2: 23): "</w:t>
+      </w:r>
+      <w:r>
+        <w:rPr>
+          <w:b w:val="0"/>
+          <w:bCs w:val="0"/>
+          <w:rtl/>
+        </w:rPr>
+        <w:t>«هَلْ أُخْفِي عَنْ إِبْرَاهِيمَ مَا أَنَا فَاعِلُهُ،</w:t>
+      </w:r>
+      <w:r>
+        <w:rPr>
+          <w:rFonts w:hint="cs"/>
+          <w:b w:val="0"/>
+          <w:bCs w:val="0"/>
+          <w:rtl/>
+        </w:rPr>
+        <w:t xml:space="preserve">" </w:t>
+      </w:r>
+      <w:r>
+        <w:rPr>
+          <w:b w:val="0"/>
+          <w:bCs w:val="0"/>
+          <w:rtl/>
+        </w:rPr>
+        <w:t>–</w:t>
+      </w:r>
+      <w:r>
+        <w:rPr>
+          <w:rFonts w:hint="cs"/>
+          <w:b w:val="0"/>
+          <w:bCs w:val="0"/>
+          <w:rtl/>
+        </w:rPr>
+        <w:t xml:space="preserve"> تجد كما يمكننا القول في كلام يسوع تكريسًا أسمى: "</w:t>
+      </w:r>
+      <w:r>
+        <w:rPr>
+          <w:rFonts w:hint="cs"/>
+          <w:b w:val="0"/>
+          <w:bCs w:val="0"/>
+          <w:rtl/>
+        </w:rPr>
+        <w:t>ل</w:t>
+      </w:r>
+      <w:r>
+        <w:rPr>
+          <w:b w:val="0"/>
+          <w:bCs w:val="0"/>
+          <w:rtl/>
+        </w:rPr>
+        <w:t>اَ أَعُودُ أُسَمِّيكُمْ عَبِيدًا، لأَنَّ الْعَبْدَ لاَ يَعْلَمُ مَا يَعْمَلُ سَيِّدُهُ، لكِنِّي قَدْ سَمَّيْتُكُمْ أَحِبَّاءَ لأَنِّي أَعْلَمْتُكُمْ بِكُلِّ مَا سَمِعْتُهُ مِنْ أَبِي.</w:t>
+      </w:r>
+      <w:r>
+        <w:rPr>
+          <w:rFonts w:hint="cs"/>
+          <w:b w:val="0"/>
+          <w:bCs w:val="0"/>
+          <w:rtl/>
+        </w:rPr>
+        <w:t>" (يوحنا 15: 15).</w:t>
       </w:r>
       <w:r>
         <w:rPr>
@@ -192,207 +405,621 @@
       </w:r>
       <w:r>
         <w:rPr>
-          <w:rtl/>
-        </w:rPr>
-        <w:t>وقد يعتمد آخرون على قوة الحق المفترضة</w:t>
-      </w:r>
-      <w:r>
-        <w:rPr>
-          <w:rFonts w:hint="cs"/>
-          <w:rtl/>
-        </w:rPr>
-        <w:t xml:space="preserve"> سابقًا</w:t>
-      </w:r>
-      <w:r>
-        <w:rPr>
-          <w:rtl/>
-        </w:rPr>
-        <w:t>، وال</w:t>
-      </w:r>
-      <w:r>
-        <w:rPr>
-          <w:rFonts w:hint="cs"/>
-          <w:rtl/>
-        </w:rPr>
-        <w:t>ذي لم يُذاع إلا بين رعية صغيرة</w:t>
-      </w:r>
-      <w:r>
-        <w:rPr>
-          <w:rtl/>
-        </w:rPr>
-        <w:t>، لأن الله وعمل روحه كانا هناك.</w:t>
-      </w:r>
-      <w:r>
-        <w:rPr>
-          <w:rFonts w:hint="cs"/>
-          <w:rtl/>
-        </w:rPr>
-        <w:t xml:space="preserve"> كما أن هنالك آخرون يثقون برباط لم يكن أبدًا آنية قوة من الجانب الحسن </w:t>
-      </w:r>
-      <w:r>
-        <w:rPr>
-          <w:rtl/>
+          <w:rFonts w:hint="cs"/>
+          <w:b w:val="0"/>
+          <w:bCs w:val="0"/>
+          <w:rtl/>
+          <w:lang w:bidi="ar-JO"/>
+        </w:rPr>
+        <w:t xml:space="preserve">يا لها من نعمة </w:t>
+      </w:r>
+      <w:proofErr w:type="spellStart"/>
+      <w:r>
+        <w:rPr>
+          <w:rFonts w:hint="cs"/>
+          <w:b w:val="0"/>
+          <w:bCs w:val="0"/>
+          <w:rtl/>
+          <w:lang w:bidi="ar-JO"/>
+        </w:rPr>
+        <w:t>متفاضلة</w:t>
+      </w:r>
+      <w:proofErr w:type="spellEnd"/>
+      <w:r>
+        <w:rPr>
+          <w:rFonts w:hint="cs"/>
+          <w:b w:val="0"/>
+          <w:bCs w:val="0"/>
+          <w:rtl/>
+          <w:lang w:bidi="ar-JO"/>
+        </w:rPr>
+        <w:t xml:space="preserve">؟ فتلاميذه المحبوبون جدًا، مَن ائتُمنوا على خفايا أفكار قلبه، ساروا في شركة مباركة معه في سمو </w:t>
+      </w:r>
+      <w:r>
+        <w:rPr>
+          <w:rFonts w:hint="cs"/>
+          <w:b w:val="0"/>
+          <w:bCs w:val="0"/>
+          <w:rtl/>
+          <w:lang w:bidi="ar-JO"/>
+        </w:rPr>
+        <w:t>قداسته واستمعوا</w:t>
+      </w:r>
+      <w:r>
+        <w:rPr>
+          <w:rFonts w:hint="cs"/>
+          <w:b w:val="0"/>
+          <w:bCs w:val="0"/>
+          <w:rtl/>
+          <w:lang w:bidi="ar-JO"/>
+        </w:rPr>
+        <w:t xml:space="preserve"> ساجدين لصوت سيخلصهم من الغضب الآتي. بالتأكيد أن الرب لم يكن لديه برهان عن محبته أقوى من ذلك، كما ولا أي وسيلة أكثر تأثيرًا لتنمية قداستنا.</w:t>
+      </w:r>
+    </w:p>
+    <w:p>
+      <w:pPr>
+        <w:rPr>
+          <w:b w:val="0"/>
+          <w:bCs w:val="0"/>
+          <w:rtl/>
+          <w:lang w:bidi="ar-JO"/>
+        </w:rPr>
+      </w:pPr>
+      <w:r>
+        <w:rPr>
+          <w:rFonts w:hint="cs"/>
+          <w:b w:val="0"/>
+          <w:bCs w:val="0"/>
+          <w:rtl/>
+          <w:lang w:bidi="ar-JO"/>
+        </w:rPr>
+        <w:t xml:space="preserve">وأين هي حدود هذه الإعلانات المؤتمنة؟ </w:t>
+      </w:r>
+      <w:r>
+        <w:rPr>
+          <w:rFonts w:hint="cs"/>
+          <w:b w:val="0"/>
+          <w:bCs w:val="0"/>
+          <w:rtl/>
+          <w:lang w:bidi="ar-JO"/>
+        </w:rPr>
+        <w:t xml:space="preserve">فالرب لايرينا فقط </w:t>
+      </w:r>
+      <w:proofErr w:type="spellStart"/>
+      <w:r>
+        <w:rPr>
+          <w:rFonts w:hint="cs"/>
+          <w:b w:val="0"/>
+          <w:bCs w:val="0"/>
+          <w:rtl/>
+          <w:lang w:bidi="ar-JO"/>
+        </w:rPr>
+        <w:t>ملجئًا</w:t>
+      </w:r>
+      <w:proofErr w:type="spellEnd"/>
+      <w:r>
+        <w:rPr>
+          <w:rFonts w:hint="cs"/>
+          <w:b w:val="0"/>
+          <w:bCs w:val="0"/>
+          <w:rtl/>
+          <w:lang w:bidi="ar-JO"/>
+        </w:rPr>
+        <w:t xml:space="preserve"> آمنًا كاملاً من هول الغضب في "تقديم </w:t>
+      </w:r>
+      <w:r>
+        <w:rPr>
+          <w:b w:val="0"/>
+          <w:bCs w:val="0"/>
+          <w:rtl/>
+          <w:lang w:bidi="ar-JO"/>
+        </w:rPr>
+        <w:t>جَسَدِ يَسُوعَ الْمَسِيحِ مَرَّةً وَاحِدَةً</w:t>
+      </w:r>
+      <w:r>
+        <w:rPr>
+          <w:rFonts w:hint="cs"/>
+          <w:b w:val="0"/>
+          <w:bCs w:val="0"/>
+          <w:rtl/>
+          <w:lang w:bidi="ar-JO"/>
+        </w:rPr>
+        <w:t xml:space="preserve"> وإلى الأبد"، ولم يُعلن لنا فقط طرقه من بداية العالم، كما وأيضًا أناته التي تستحق السجود نحو شعبه إسرائيل المختار، وإنما هو أيضًا فاتحنا في محبته الغير محدودة بأعمق سرائر قلبه وجعلنا فيما يختص بالمسيح، كمَن هو الرأس على كل الأشياء، وفيما يختص بالكنيسة، بكونها الوارثة مجده معه، أعز مَن ائتمنهم على أكثر أفكار</w:t>
+      </w:r>
+      <w:r>
+        <w:rPr>
+          <w:rFonts w:hint="cs"/>
+          <w:b w:val="0"/>
+          <w:bCs w:val="0"/>
+          <w:rtl/>
+          <w:lang w:bidi="ar-JO"/>
+        </w:rPr>
+        <w:t xml:space="preserve"> أعماق قلبه وعلى مشوراته التي عينها قبل تأسيس العالم (أفسس 1: 10 </w:t>
+      </w:r>
+      <w:r>
+        <w:rPr>
+          <w:b w:val="0"/>
+          <w:bCs w:val="0"/>
+          <w:rtl/>
+          <w:lang w:bidi="ar-JO"/>
         </w:rPr>
         <w:t>–</w:t>
       </w:r>
       <w:r>
         <w:rPr>
           <w:rFonts w:hint="cs"/>
-          <w:rtl/>
-        </w:rPr>
-        <w:t xml:space="preserve"> برباط تم إنشاؤه بعقد أو اتفاق. بينما هنالك آخرون أيضًا </w:t>
-      </w:r>
-      <w:r>
-        <w:rPr>
-          <w:rFonts w:hint="cs"/>
-          <w:rtl/>
-        </w:rPr>
-        <w:t xml:space="preserve">يرون أنفسهم مضطرين إن كان بمراعاة التزامات اتفقوا عليها سابقًا أو بالتحيز بالابتعاد عن رباط كهذا. بحيث أنه يتحول إلى صورة حزب. وعلى أي حال هو هذا الشعور بالخطر عامة. وهنالك شعور بأن ما استُهزأ به كنظرية، أصبح الآن ساري المفعول عمليًا بحيث لا يمكن إنكاره فيما بعد، مع أن فهم كلمة الله </w:t>
-      </w:r>
-      <w:r>
-        <w:rPr>
-          <w:rFonts w:hint="cs"/>
-          <w:rtl/>
-        </w:rPr>
-        <w:t xml:space="preserve">التي سبق وتوقعها المستهزئون بالشر، قد لا يزال مرفوضًا ومُحتقر. </w:t>
-      </w:r>
-      <w:r>
-        <w:rPr>
-          <w:rFonts w:hint="cs"/>
-          <w:rtl/>
+          <w:b w:val="0"/>
+          <w:bCs w:val="0"/>
+          <w:rtl/>
+          <w:lang w:bidi="ar-JO"/>
+        </w:rPr>
+        <w:t xml:space="preserve"> 11). وهذا هو "</w:t>
+      </w:r>
+      <w:r>
+        <w:rPr>
+          <w:b w:val="0"/>
+          <w:bCs w:val="0"/>
+          <w:rtl/>
+          <w:lang w:bidi="ar-JO"/>
+        </w:rPr>
+        <w:t>غِنَى الْمَسِيحِ الَّذِي لاَ يُسْتَقْصَى</w:t>
+      </w:r>
+      <w:r>
+        <w:rPr>
+          <w:rFonts w:hint="cs"/>
+          <w:b w:val="0"/>
+          <w:bCs w:val="0"/>
+          <w:rtl/>
+          <w:lang w:bidi="ar-JO"/>
+        </w:rPr>
+        <w:t>" (أفسس 3:  8)، وهو غِنى محفوظ تحقيقه "</w:t>
+      </w:r>
+      <w:r>
+        <w:rPr>
+          <w:rFonts w:ascii="Tahoma" w:hAnsi="Tahoma" w:cs="Tahoma" w:hint="cs"/>
+          <w:b w:val="0"/>
+          <w:bCs w:val="0"/>
+          <w:rtl/>
+          <w:lang w:bidi="ar-JO"/>
+        </w:rPr>
+        <w:t>﻿</w:t>
+      </w:r>
+      <w:r>
+        <w:rPr>
+          <w:rFonts w:hint="cs"/>
+          <w:b w:val="0"/>
+          <w:bCs w:val="0"/>
+          <w:rtl/>
+          <w:lang w:bidi="ar-JO"/>
+        </w:rPr>
+        <w:t>لِتَدْبِيرِ</w:t>
+      </w:r>
+      <w:r>
+        <w:rPr>
+          <w:b w:val="0"/>
+          <w:bCs w:val="0"/>
+          <w:rtl/>
+          <w:lang w:bidi="ar-JO"/>
         </w:rPr>
         <w:t xml:space="preserve"> </w:t>
       </w:r>
       <w:r>
         <w:rPr>
           <w:rFonts w:hint="cs"/>
-          <w:rtl/>
-        </w:rPr>
-        <w:t>إلا أن هذه المسألة تصعّب على القديسين وتسبب لهم مخاطر خاصة تمامًا وتدفعهم بأن يمتحنوا ما هو سبيل الأمناء، وأين علينا أن نجد الرابطة الصحيحة. وبالذات بسبب روعة وحلاوة الوحدة يتعرض الذين</w:t>
-      </w:r>
-      <w:r>
-        <w:rPr>
-          <w:rtl/>
-        </w:rPr>
-        <w:t xml:space="preserve"> أدركوا منذ زمن طويل قيمتها وضرورة الحفاظ عليها،</w:t>
-      </w:r>
-      <w:r>
-        <w:rPr>
-          <w:rFonts w:hint="cs"/>
-          <w:rtl/>
-        </w:rPr>
-        <w:t xml:space="preserve"> لخطر الانجراف إلى مَ</w:t>
-      </w:r>
-      <w:r>
-        <w:rPr>
-          <w:rFonts w:hint="cs"/>
-          <w:rtl/>
-        </w:rPr>
-        <w:t>ن</w:t>
-      </w:r>
-      <w:r>
-        <w:rPr>
-          <w:rFonts w:hint="cs"/>
-          <w:rtl/>
-        </w:rPr>
-        <w:t xml:space="preserve"> رفضوا </w:t>
-      </w:r>
-      <w:r>
-        <w:rPr>
-          <w:rFonts w:hint="cs"/>
-          <w:rtl/>
-        </w:rPr>
-        <w:t xml:space="preserve">قَبول ما أخبرت به كلمة الله عن هذه الحقيقة؛ - فهم يتعرضون من خلال الإقناع لخطورة ترك المبادئ والسبل التي رسمت أمامهم الفهم الواضح لكلمة الله. إن هذه الكلمة الطيبة نبهتهم من اقتراب العاصفة وبينما فتشوا فيها في هدوء أرتهم سبيل الصديق في مثل هذه الأزمنة وكل الأزمنة. أما الآن فهم يُدفعون على ترك هذا السبيل </w:t>
-      </w:r>
-      <w:r>
-        <w:rPr>
-          <w:rFonts w:hint="cs"/>
-          <w:rtl/>
+          <w:b w:val="0"/>
+          <w:bCs w:val="0"/>
+          <w:rtl/>
+          <w:lang w:bidi="ar-JO"/>
+        </w:rPr>
+        <w:t>مِلْءِ</w:t>
+      </w:r>
+      <w:r>
+        <w:rPr>
+          <w:b w:val="0"/>
+          <w:bCs w:val="0"/>
+          <w:rtl/>
+          <w:lang w:bidi="ar-JO"/>
+        </w:rPr>
+        <w:t xml:space="preserve"> </w:t>
+      </w:r>
+      <w:r>
+        <w:rPr>
+          <w:rFonts w:hint="cs"/>
+          <w:b w:val="0"/>
+          <w:bCs w:val="0"/>
+          <w:rtl/>
+          <w:lang w:bidi="ar-JO"/>
+        </w:rPr>
+        <w:t>الأَزْمِنَةِ</w:t>
+      </w:r>
+      <w:r>
+        <w:rPr>
+          <w:rFonts w:hint="cs"/>
+          <w:b w:val="0"/>
+          <w:bCs w:val="0"/>
+          <w:rtl/>
+          <w:lang w:bidi="ar-JO"/>
+        </w:rPr>
+        <w:t>"، حيث أعدّ الله لجميع مَن يحبونه مجدًا "</w:t>
+      </w:r>
+      <w:r>
+        <w:rPr>
+          <w:b w:val="0"/>
+          <w:bCs w:val="0"/>
+          <w:rtl/>
+          <w:lang w:bidi="ar-JO"/>
+        </w:rPr>
+        <w:t>لَمْ تَرَ عَيْنٌ، وَلَمْ تَسْمَعْ أُذُنٌ، وَلَمْ يَخْطُرْ عَلَى بَالِ إِنْسَانٍ: مَا أَعَدَّهُ اللهُ لِلَّذِينَ يُحِبُّونَهُ</w:t>
+      </w:r>
+      <w:r>
+        <w:rPr>
+          <w:rFonts w:hint="cs"/>
+          <w:b w:val="0"/>
+          <w:bCs w:val="0"/>
+          <w:rtl/>
+          <w:lang w:bidi="ar-JO"/>
+        </w:rPr>
+        <w:t xml:space="preserve">" (1. كورنثوس 2: 10). ويا له من تنازل يعمل مجاهدًا على إنارة قلوبنا حتى يتكامل إدراكها الكامل </w:t>
+      </w:r>
+      <w:proofErr w:type="spellStart"/>
+      <w:r>
+        <w:rPr>
+          <w:rFonts w:hint="cs"/>
+          <w:b w:val="0"/>
+          <w:bCs w:val="0"/>
+          <w:rtl/>
+          <w:lang w:bidi="ar-JO"/>
+        </w:rPr>
+        <w:t>بـ"</w:t>
+      </w:r>
+      <w:r>
+        <w:rPr>
+          <w:b w:val="0"/>
+          <w:bCs w:val="0"/>
+          <w:rtl/>
+          <w:lang w:bidi="ar-JO"/>
+        </w:rPr>
+        <w:t>رَجَاءُ</w:t>
+      </w:r>
+      <w:proofErr w:type="spellEnd"/>
+      <w:r>
+        <w:rPr>
+          <w:b w:val="0"/>
+          <w:bCs w:val="0"/>
+          <w:rtl/>
+          <w:lang w:bidi="ar-JO"/>
+        </w:rPr>
+        <w:t xml:space="preserve"> دَعْوَتِهِ</w:t>
+      </w:r>
+      <w:r>
+        <w:rPr>
+          <w:rFonts w:hint="cs"/>
+          <w:b w:val="0"/>
+          <w:bCs w:val="0"/>
+          <w:rtl/>
+          <w:lang w:bidi="ar-JO"/>
+        </w:rPr>
+        <w:t>"، "</w:t>
+      </w:r>
+      <w:r>
+        <w:rPr>
+          <w:b w:val="0"/>
+          <w:bCs w:val="0"/>
+          <w:rtl/>
+          <w:lang w:bidi="ar-JO"/>
+        </w:rPr>
+        <w:t>غِنَى مَجْدِ مِيرَاثِهِ فِي الْقِدِّيسِينَ</w:t>
+      </w:r>
+      <w:r>
+        <w:rPr>
+          <w:rFonts w:hint="cs"/>
+          <w:b w:val="0"/>
+          <w:bCs w:val="0"/>
+          <w:rtl/>
+          <w:lang w:bidi="ar-JO"/>
+        </w:rPr>
+        <w:t>"، "</w:t>
+      </w:r>
+      <w:r>
+        <w:rPr>
+          <w:b w:val="0"/>
+          <w:bCs w:val="0"/>
+          <w:rtl/>
+          <w:lang w:bidi="ar-JO"/>
+        </w:rPr>
+        <w:t>عَظَمَةُ قُدْرَتِهِ الْفَائِقَةُ نَحْوَنَا نَحْنُ الْمُؤْمِنِينَ، حَسَبَ عَمَلِ شِدَّةِ قُوَّتِهِ</w:t>
+      </w:r>
+      <w:r>
+        <w:rPr>
+          <w:rFonts w:hint="cs"/>
+          <w:b w:val="0"/>
+          <w:bCs w:val="0"/>
+          <w:rtl/>
+          <w:lang w:bidi="ar-JO"/>
+        </w:rPr>
+        <w:t xml:space="preserve">"، وبالأخص شخصه المجيد بذاته! </w:t>
+      </w:r>
+      <w:proofErr w:type="spellStart"/>
+      <w:r>
+        <w:rPr>
+          <w:rFonts w:hint="cs"/>
+          <w:b w:val="0"/>
+          <w:bCs w:val="0"/>
+          <w:rtl/>
+          <w:lang w:bidi="ar-JO"/>
+        </w:rPr>
+        <w:t>ياه</w:t>
+      </w:r>
+      <w:proofErr w:type="spellEnd"/>
+      <w:r>
+        <w:rPr>
+          <w:rFonts w:hint="cs"/>
+          <w:b w:val="0"/>
+          <w:bCs w:val="0"/>
+          <w:rtl/>
+          <w:lang w:bidi="ar-JO"/>
+        </w:rPr>
+        <w:t xml:space="preserve">، يا ليت تكون جهوده نحونا </w:t>
+      </w:r>
+      <w:r>
+        <w:rPr>
+          <w:rFonts w:hint="cs"/>
+          <w:b w:val="0"/>
+          <w:bCs w:val="0"/>
+          <w:rtl/>
+          <w:lang w:bidi="ar-JO"/>
+        </w:rPr>
+        <w:t>لا تخلو من الثمر؛ لأنه فقط نور معرفته هو القادر على رفع نفوسنا للمحبة، للمدح والسجود وعلى تشجيعنا داخليًا وتقويتنا وتصعيد رؤيانا له وبأن نكون إلى الأبد معه!</w:t>
+      </w:r>
+    </w:p>
+    <w:p>
+      <w:pPr>
+        <w:rPr>
+          <w:rFonts w:hint="cs"/>
+          <w:b w:val="0"/>
+          <w:bCs w:val="0"/>
+          <w:lang w:bidi="ar-JO"/>
+        </w:rPr>
+      </w:pPr>
+      <w:r>
+        <w:rPr>
+          <w:rFonts w:hint="cs"/>
+          <w:b w:val="0"/>
+          <w:bCs w:val="0"/>
+          <w:rtl/>
+          <w:lang w:bidi="ar-JO"/>
+        </w:rPr>
+        <w:t xml:space="preserve">وكم هو مُحزن لقلب يسوع المُحب، عريسنا السماوي، إن </w:t>
+      </w:r>
+      <w:r>
+        <w:rPr>
+          <w:rFonts w:hint="cs"/>
+          <w:b w:val="0"/>
+          <w:bCs w:val="0"/>
+          <w:rtl/>
+          <w:lang w:bidi="ar-JO"/>
+        </w:rPr>
+        <w:t xml:space="preserve">كان </w:t>
+      </w:r>
+      <w:r>
+        <w:rPr>
+          <w:rFonts w:hint="cs"/>
+          <w:b w:val="0"/>
+          <w:bCs w:val="0"/>
+          <w:rtl/>
+          <w:lang w:bidi="ar-JO"/>
+        </w:rPr>
+        <w:t xml:space="preserve">تجاوبنا </w:t>
+      </w:r>
+      <w:r>
+        <w:rPr>
+          <w:rFonts w:hint="cs"/>
+          <w:b w:val="0"/>
+          <w:bCs w:val="0"/>
+          <w:rtl/>
+          <w:lang w:bidi="ar-JO"/>
         </w:rPr>
         <w:t>ل</w:t>
       </w:r>
       <w:r>
         <w:rPr>
           <w:rFonts w:hint="cs"/>
-          <w:rtl/>
-        </w:rPr>
-        <w:t xml:space="preserve">يسيروا في آخر، الذي </w:t>
-      </w:r>
-      <w:r>
-        <w:rPr>
-          <w:rFonts w:hint="cs"/>
-          <w:rtl/>
-        </w:rPr>
-        <w:t xml:space="preserve">يمليه ضغط المخاوف التي تنبأوا بها فيما مضى </w:t>
-      </w:r>
-      <w:r>
-        <w:rPr>
-          <w:rtl/>
-        </w:rPr>
-        <w:t>على روح</w:t>
-      </w:r>
-      <w:r>
-        <w:rPr>
-          <w:rFonts w:hint="cs"/>
-          <w:rtl/>
-        </w:rPr>
-        <w:t>هم</w:t>
-      </w:r>
-      <w:r>
-        <w:rPr>
-          <w:rtl/>
-        </w:rPr>
-        <w:t xml:space="preserve"> البشرية</w:t>
-      </w:r>
-      <w:r>
-        <w:rPr>
-          <w:rFonts w:hint="cs"/>
-          <w:rtl/>
-        </w:rPr>
-        <w:t xml:space="preserve">، والذي مع أنه كان الدخول فيه في البداية بدوافع </w:t>
-      </w:r>
-      <w:r>
-        <w:rPr>
-          <w:rFonts w:hint="cs"/>
-          <w:rtl/>
-        </w:rPr>
-        <w:t>حسنة</w:t>
-      </w:r>
-      <w:r>
-        <w:rPr>
-          <w:rFonts w:hint="cs"/>
-          <w:rtl/>
-        </w:rPr>
-        <w:t>، إلا أنه عند إعادة تفكير هادئ لا يبدو أنه كما أشارت به كلمة الله.</w:t>
-      </w:r>
-      <w:r>
-        <w:rPr>
-          <w:rFonts w:hint="cs"/>
-          <w:rtl/>
-        </w:rPr>
-        <w:t xml:space="preserve"> ولكن هل هذا هو طريق القديسين؟ أفليس لهم أن يعرضوا عن ما تعلموه أنه مرفوض على الفهم بصورة عامة لكي يتّبعوا نور مَن لا يريدون إلى الآن أن </w:t>
-      </w:r>
-      <w:hyperlink r:id="rId5" w:anchor=":~:text=Indes%20ist%20dies%20nicht%20die%20einzige%20Gefahr%2C" w:history="1">
+          <w:b w:val="0"/>
+          <w:bCs w:val="0"/>
+          <w:rtl/>
+          <w:lang w:bidi="ar-JO"/>
+        </w:rPr>
+        <w:t>محبته الحميمة بقلوب باردة لا ترحم في عدم تقديرها لإعلاناته المجيدة! ففي الواقع النفس التي تفتخر بيقين خلاصها وبنوتها وتسد أذنها باكتفائ</w:t>
+      </w:r>
+      <w:r>
+        <w:rPr>
+          <w:rFonts w:hint="cs"/>
+          <w:b w:val="0"/>
+          <w:bCs w:val="0"/>
+          <w:rtl/>
+          <w:lang w:bidi="ar-JO"/>
+        </w:rPr>
+        <w:t>ها الذاتي المتكاسل بكل شيء آخر لا يؤثر على قلب الرب الحبيب، تكشف عن عدم امتنان وأنانية وبرود ليس أقل من ذلك نحو محبة لا يمكن أبدًا أن نستقصيها.</w:t>
+      </w:r>
+      <w:r>
+        <w:rPr>
+          <w:rFonts w:hint="cs"/>
+          <w:b w:val="0"/>
+          <w:bCs w:val="0"/>
+          <w:rtl/>
+          <w:lang w:bidi="ar-JO"/>
+        </w:rPr>
+        <w:t xml:space="preserve"> فبكل تأكيد لا يوجد في مثل نفس كهذه أية مساحة لسلام الله الذي يفوق كل عقل؛ لأنها تكون قد</w:t>
+      </w:r>
+      <w:r>
+        <w:rPr>
+          <w:rFonts w:hint="cs"/>
+          <w:b w:val="0"/>
+          <w:bCs w:val="0"/>
+          <w:rtl/>
+          <w:lang w:bidi="ar-JO"/>
+        </w:rPr>
+        <w:t xml:space="preserve"> تجاسرت</w:t>
+      </w:r>
+      <w:r>
+        <w:rPr>
+          <w:rFonts w:hint="cs"/>
+          <w:b w:val="0"/>
+          <w:bCs w:val="0"/>
+          <w:rtl/>
+          <w:lang w:bidi="ar-JO"/>
+        </w:rPr>
+        <w:t xml:space="preserve"> </w:t>
+      </w:r>
+      <w:r>
+        <w:rPr>
+          <w:rFonts w:hint="cs"/>
+          <w:b w:val="0"/>
+          <w:bCs w:val="0"/>
+          <w:rtl/>
+          <w:lang w:bidi="ar-JO"/>
+        </w:rPr>
+        <w:t>و</w:t>
+      </w:r>
+      <w:r>
+        <w:rPr>
+          <w:rFonts w:hint="cs"/>
+          <w:b w:val="0"/>
+          <w:bCs w:val="0"/>
+          <w:rtl/>
+          <w:lang w:bidi="ar-JO"/>
+        </w:rPr>
+        <w:t>انتزعت من نفسها ذلك النور المستفيض من "</w:t>
+      </w:r>
+      <w:r>
+        <w:rPr>
+          <w:b w:val="0"/>
+          <w:bCs w:val="0"/>
+          <w:rtl/>
+          <w:lang w:bidi="ar-JO"/>
+        </w:rPr>
+        <w:t>الرَّجَاءَ الْمُبَارَكَ وَظُهُورَ مَجْدِ اللهِ الْعَظِيمِ وَمُخَلِّصِنَا يَسُوعَ الْمَسِيحِ،</w:t>
+      </w:r>
+      <w:r>
+        <w:rPr>
+          <w:rFonts w:hint="cs"/>
+          <w:b w:val="0"/>
+          <w:bCs w:val="0"/>
+          <w:rtl/>
+          <w:lang w:bidi="ar-JO"/>
+        </w:rPr>
+        <w:t>"، الذي يُنير سبيل البرية القاتم،</w:t>
+      </w:r>
+      <w:r>
+        <w:rPr>
+          <w:rFonts w:hint="cs"/>
+          <w:b w:val="0"/>
+          <w:bCs w:val="0"/>
+          <w:rtl/>
+          <w:lang w:bidi="ar-JO"/>
+        </w:rPr>
+        <w:t xml:space="preserve"> ويُنعش قوة المرتحل التعب الخائرة ويملأ قلبه عزاءً وفرحًا. </w:t>
+      </w:r>
+      <w:proofErr w:type="spellStart"/>
+      <w:r>
+        <w:rPr>
+          <w:rFonts w:hint="cs"/>
+          <w:b w:val="0"/>
+          <w:bCs w:val="0"/>
+          <w:rtl/>
+          <w:lang w:bidi="ar-JO"/>
+        </w:rPr>
+        <w:t>أفليس</w:t>
+      </w:r>
+      <w:proofErr w:type="spellEnd"/>
+      <w:r>
+        <w:rPr>
+          <w:rFonts w:hint="cs"/>
+          <w:b w:val="0"/>
+          <w:bCs w:val="0"/>
+          <w:rtl/>
+          <w:lang w:bidi="ar-JO"/>
+        </w:rPr>
+        <w:t xml:space="preserve"> لنا أن نرنم بالحري مع صاحب المزمور: "</w:t>
+      </w:r>
+      <w:r>
+        <w:rPr>
+          <w:b w:val="0"/>
+          <w:bCs w:val="0"/>
+          <w:rtl/>
+          <w:lang w:bidi="ar-JO"/>
+        </w:rPr>
+        <w:t>شَهَادَاتُكَ هِيَ لَذَّتِي</w:t>
+      </w:r>
+      <w:r>
+        <w:rPr>
+          <w:rFonts w:hint="cs"/>
+          <w:b w:val="0"/>
+          <w:bCs w:val="0"/>
+          <w:rtl/>
+          <w:lang w:bidi="ar-JO"/>
+        </w:rPr>
+        <w:t xml:space="preserve">؟" </w:t>
+      </w:r>
+      <w:proofErr w:type="spellStart"/>
+      <w:r>
+        <w:rPr>
+          <w:rFonts w:hint="cs"/>
+          <w:b w:val="0"/>
+          <w:bCs w:val="0"/>
+          <w:rtl/>
+          <w:lang w:bidi="ar-JO"/>
+        </w:rPr>
+        <w:t>أفليس</w:t>
+      </w:r>
+      <w:proofErr w:type="spellEnd"/>
+      <w:r>
+        <w:rPr>
+          <w:rFonts w:hint="cs"/>
+          <w:b w:val="0"/>
+          <w:bCs w:val="0"/>
+          <w:rtl/>
+          <w:lang w:bidi="ar-JO"/>
+        </w:rPr>
+        <w:t xml:space="preserve"> لنا أن نخر سجودًا في التراب، مملوئين باليقين الحلو، أن الله يعتز بخلائق بائسة مثلنا، في أنه يجوز لها أن تلتذ بأكثر شركة حميمة </w:t>
+      </w:r>
+      <w:r>
+        <w:rPr>
+          <w:rFonts w:hint="cs"/>
+          <w:b w:val="0"/>
+          <w:bCs w:val="0"/>
+          <w:rtl/>
+          <w:lang w:bidi="ar-JO"/>
+        </w:rPr>
+        <w:t xml:space="preserve">وتسترق في استماعها إلى أعمق أفكار </w:t>
+      </w:r>
+      <w:hyperlink r:id="rId4" w:anchor=":~:text=M%C3%B6gen%20auch%20Taufende%2C%20um%20ihre%20Tr%C3%A4gheit%20und%20Gleichg%C3%BCltigkeit%20zu%20verdecken%20oder%20zu%20besch%C3%B6nigen" w:history="1">
         <w:r>
           <w:rPr>
             <w:rStyle w:val="Hyperlink"/>
             <w:rFonts w:hint="cs"/>
+            <w:b w:val="0"/>
+            <w:bCs w:val="0"/>
             <w:rtl/>
+            <w:lang w:bidi="ar-JO"/>
           </w:rPr>
-          <w:t>يروا</w:t>
+          <w:t>قلبه</w:t>
         </w:r>
       </w:hyperlink>
       <w:r>
         <w:rPr>
           <w:rFonts w:hint="cs"/>
-          <w:rtl/>
-        </w:rPr>
-        <w:t>؟</w:t>
+          <w:b w:val="0"/>
+          <w:bCs w:val="0"/>
+          <w:rtl/>
+          <w:lang w:bidi="ar-JO"/>
+        </w:rPr>
+        <w:t xml:space="preserve">؟ </w:t>
       </w:r>
     </w:p>
     <w:sectPr>
       <w:pgSz w:w="12240" w:h="15840"/>
-      <w:pgMar w:top="1440" w:right="1800" w:bottom="1440" w:left="1800" w:header="720" w:footer="720" w:gutter="0"/>
+      <w:pgMar w:top="1440" w:right="1440" w:bottom="1440" w:left="1440" w:header="720" w:footer="720" w:gutter="0"/>
       <w:cols w:space="720"/>
       <w:docGrid w:linePitch="360"/>
     </w:sectPr>
@@ -401,15 +1028,16 @@
 </file>
 
 <file path=word/styles.xml><?xml version="1.0" encoding="utf-8"?>
-<w:styles xmlns:mc="http://schemas.openxmlformats.org/markup-compatibility/2006" xmlns:r="http://schemas.openxmlformats.org/officeDocument/2006/relationships" xmlns:w="http://schemas.openxmlformats.org/wordprocessingml/2006/main" xmlns:w14="http://schemas.microsoft.com/office/word/2010/wordml" xmlns:w15="http://schemas.microsoft.com/office/word/2012/wordml" xmlns:w16cex="http://schemas.microsoft.com/office/word/2018/wordml/cex" xmlns:w16cid="http://schemas.microsoft.com/office/word/2016/wordml/cid" xmlns:w16="http://schemas.microsoft.com/office/word/2018/wordml" xmlns:w16du="http://schemas.microsoft.com/office/word/2023/wordml/word16du" xmlns:w16sdtdh="http://schemas.microsoft.com/office/word/2020/wordml/sdtdatahash" xmlns:w16se="http://schemas.microsoft.com/office/word/2015/wordml/symex" mc:Ignorable="w14 w15 w16se w16cid w16 w16cex w16sdtdh w16du">
+<w:styles xmlns:mc="http://schemas.openxmlformats.org/markup-compatibility/2006" xmlns:r="http://schemas.openxmlformats.org/officeDocument/2006/relationships" xmlns:w="http://schemas.openxmlformats.org/wordprocessingml/2006/main" xmlns:w14="http://schemas.microsoft.com/office/word/2010/wordml" xmlns:w15="http://schemas.microsoft.com/office/word/2012/wordml" xmlns:w16cex="http://schemas.microsoft.com/office/word/2018/wordml/cex" xmlns:w16cid="http://schemas.microsoft.com/office/word/2016/wordml/cid" xmlns:w16="http://schemas.microsoft.com/office/word/2018/wordml" xmlns:w16du="http://schemas.microsoft.com/office/word/2023/wordml/word16du" xmlns:w16sdtdh="http://schemas.microsoft.com/office/word/2020/wordml/sdtdatahash" xmlns:w16sdtfl="http://schemas.microsoft.com/office/word/2024/wordml/sdtformatlock" xmlns:w16se="http://schemas.microsoft.com/office/word/2015/wordml/symex" mc:Ignorable="w14 w15 w16se w16cid w16 w16cex w16sdtdh w16sdtfl w16du">
   <w:docDefaults>
     <w:rPrDefault>
       <w:rPr>
         <w:rFonts w:ascii="Sakkal Majalla" w:eastAsiaTheme="minorHAnsi" w:hAnsi="Sakkal Majalla" w:cs="Sakkal Majalla"/>
-        <w:kern w:val="2"/>
-        <w:sz w:val="28"/>
-        <w:szCs w:val="28"/>
-        <w:lang w:val="en-US" w:eastAsia="en-US" w:bidi="he-IL"/>
+        <w:b/>
+        <w:bCs/>
+        <w:sz w:val="26"/>
+        <w:szCs w:val="26"/>
+        <w:lang w:val="en-US" w:eastAsia="en-US" w:bidi="ar-SA"/>
         <w14:ligatures w14:val="standardContextual"/>
       </w:rPr>
     </w:rPrDefault>
@@ -802,15 +1430,209 @@
   <w:style w:type="paragraph" w:default="1" w:styleId="Normal">
     <w:name w:val="Normal"/>
     <w:qFormat/>
-    <w:rPr>
-      <w:noProof/>
-      <w:lang w:bidi="ar-EG"/>
+  </w:style>
+  <w:style w:type="paragraph" w:styleId="Heading1">
+    <w:name w:val="heading 1"/>
+    <w:basedOn w:val="Normal"/>
+    <w:next w:val="Normal"/>
+    <w:link w:val="Heading1Char"/>
+    <w:uiPriority w:val="9"/>
+    <w:qFormat/>
+    <w:rsid w:val="00930098"/>
+    <w:pPr>
+      <w:keepNext/>
+      <w:keepLines/>
+      <w:spacing w:before="360" w:after="80"/>
+      <w:outlineLvl w:val="0"/>
+    </w:pPr>
+    <w:rPr>
+      <w:rFonts w:asciiTheme="majorHAnsi" w:eastAsiaTheme="majorEastAsia" w:hAnsiTheme="majorHAnsi" w:cstheme="majorBidi"/>
+      <w:color w:val="0F4761" w:themeColor="accent1" w:themeShade="BF"/>
+      <w:sz w:val="40"/>
+      <w:szCs w:val="40"/>
+    </w:rPr>
+  </w:style>
+  <w:style w:type="paragraph" w:styleId="Heading2">
+    <w:name w:val="heading 2"/>
+    <w:basedOn w:val="Normal"/>
+    <w:next w:val="Normal"/>
+    <w:link w:val="Heading2Char"/>
+    <w:uiPriority w:val="9"/>
+    <w:semiHidden/>
+    <w:unhideWhenUsed/>
+    <w:qFormat/>
+    <w:rsid w:val="00930098"/>
+    <w:pPr>
+      <w:keepNext/>
+      <w:keepLines/>
+      <w:spacing w:before="160" w:after="80"/>
+      <w:outlineLvl w:val="1"/>
+    </w:pPr>
+    <w:rPr>
+      <w:rFonts w:asciiTheme="majorHAnsi" w:eastAsiaTheme="majorEastAsia" w:hAnsiTheme="majorHAnsi" w:cstheme="majorBidi"/>
+      <w:color w:val="0F4761" w:themeColor="accent1" w:themeShade="BF"/>
+      <w:sz w:val="32"/>
+      <w:szCs w:val="32"/>
+    </w:rPr>
+  </w:style>
+  <w:style w:type="paragraph" w:styleId="Heading3">
+    <w:name w:val="heading 3"/>
+    <w:basedOn w:val="Normal"/>
+    <w:next w:val="Normal"/>
+    <w:link w:val="Heading3Char"/>
+    <w:uiPriority w:val="9"/>
+    <w:semiHidden/>
+    <w:unhideWhenUsed/>
+    <w:qFormat/>
+    <w:rsid w:val="00930098"/>
+    <w:pPr>
+      <w:keepNext/>
+      <w:keepLines/>
+      <w:spacing w:before="160" w:after="80"/>
+      <w:outlineLvl w:val="2"/>
+    </w:pPr>
+    <w:rPr>
+      <w:rFonts w:eastAsiaTheme="majorEastAsia" w:cstheme="majorBidi"/>
+      <w:color w:val="0F4761" w:themeColor="accent1" w:themeShade="BF"/>
+      <w:sz w:val="28"/>
+      <w:szCs w:val="28"/>
+    </w:rPr>
+  </w:style>
+  <w:style w:type="paragraph" w:styleId="Heading4">
+    <w:name w:val="heading 4"/>
+    <w:basedOn w:val="Normal"/>
+    <w:next w:val="Normal"/>
+    <w:link w:val="Heading4Char"/>
+    <w:uiPriority w:val="9"/>
+    <w:semiHidden/>
+    <w:unhideWhenUsed/>
+    <w:qFormat/>
+    <w:rsid w:val="00930098"/>
+    <w:pPr>
+      <w:keepNext/>
+      <w:keepLines/>
+      <w:spacing w:before="80" w:after="40"/>
+      <w:outlineLvl w:val="3"/>
+    </w:pPr>
+    <w:rPr>
+      <w:rFonts w:eastAsiaTheme="majorEastAsia" w:cstheme="majorBidi"/>
+      <w:i/>
+      <w:iCs/>
+      <w:color w:val="0F4761" w:themeColor="accent1" w:themeShade="BF"/>
+    </w:rPr>
+  </w:style>
+  <w:style w:type="paragraph" w:styleId="Heading5">
+    <w:name w:val="heading 5"/>
+    <w:basedOn w:val="Normal"/>
+    <w:next w:val="Normal"/>
+    <w:link w:val="Heading5Char"/>
+    <w:uiPriority w:val="9"/>
+    <w:semiHidden/>
+    <w:unhideWhenUsed/>
+    <w:qFormat/>
+    <w:rsid w:val="00930098"/>
+    <w:pPr>
+      <w:keepNext/>
+      <w:keepLines/>
+      <w:spacing w:before="80" w:after="40"/>
+      <w:outlineLvl w:val="4"/>
+    </w:pPr>
+    <w:rPr>
+      <w:rFonts w:eastAsiaTheme="majorEastAsia" w:cstheme="majorBidi"/>
+      <w:color w:val="0F4761" w:themeColor="accent1" w:themeShade="BF"/>
+    </w:rPr>
+  </w:style>
+  <w:style w:type="paragraph" w:styleId="Heading6">
+    <w:name w:val="heading 6"/>
+    <w:basedOn w:val="Normal"/>
+    <w:next w:val="Normal"/>
+    <w:link w:val="Heading6Char"/>
+    <w:uiPriority w:val="9"/>
+    <w:semiHidden/>
+    <w:unhideWhenUsed/>
+    <w:qFormat/>
+    <w:rsid w:val="00930098"/>
+    <w:pPr>
+      <w:keepNext/>
+      <w:keepLines/>
+      <w:spacing w:before="40" w:after="0"/>
+      <w:outlineLvl w:val="5"/>
+    </w:pPr>
+    <w:rPr>
+      <w:rFonts w:eastAsiaTheme="majorEastAsia" w:cstheme="majorBidi"/>
+      <w:i/>
+      <w:iCs/>
+      <w:color w:val="595959" w:themeColor="text1" w:themeTint="A6"/>
+    </w:rPr>
+  </w:style>
+  <w:style w:type="paragraph" w:styleId="Heading7">
+    <w:name w:val="heading 7"/>
+    <w:basedOn w:val="Normal"/>
+    <w:next w:val="Normal"/>
+    <w:link w:val="Heading7Char"/>
+    <w:uiPriority w:val="9"/>
+    <w:semiHidden/>
+    <w:unhideWhenUsed/>
+    <w:qFormat/>
+    <w:rsid w:val="00930098"/>
+    <w:pPr>
+      <w:keepNext/>
+      <w:keepLines/>
+      <w:spacing w:before="40" w:after="0"/>
+      <w:outlineLvl w:val="6"/>
+    </w:pPr>
+    <w:rPr>
+      <w:rFonts w:eastAsiaTheme="majorEastAsia" w:cstheme="majorBidi"/>
+      <w:color w:val="595959" w:themeColor="text1" w:themeTint="A6"/>
+    </w:rPr>
+  </w:style>
+  <w:style w:type="paragraph" w:styleId="Heading8">
+    <w:name w:val="heading 8"/>
+    <w:basedOn w:val="Normal"/>
+    <w:next w:val="Normal"/>
+    <w:link w:val="Heading8Char"/>
+    <w:uiPriority w:val="9"/>
+    <w:semiHidden/>
+    <w:unhideWhenUsed/>
+    <w:qFormat/>
+    <w:rsid w:val="00930098"/>
+    <w:pPr>
+      <w:keepNext/>
+      <w:keepLines/>
+      <w:spacing w:after="0"/>
+      <w:outlineLvl w:val="7"/>
+    </w:pPr>
+    <w:rPr>
+      <w:rFonts w:eastAsiaTheme="majorEastAsia" w:cstheme="majorBidi"/>
+      <w:i/>
+      <w:iCs/>
+      <w:color w:val="272727" w:themeColor="text1" w:themeTint="D8"/>
+    </w:rPr>
+  </w:style>
+  <w:style w:type="paragraph" w:styleId="Heading9">
+    <w:name w:val="heading 9"/>
+    <w:basedOn w:val="Normal"/>
+    <w:next w:val="Normal"/>
+    <w:link w:val="Heading9Char"/>
+    <w:uiPriority w:val="9"/>
+    <w:semiHidden/>
+    <w:unhideWhenUsed/>
+    <w:qFormat/>
+    <w:rsid w:val="00930098"/>
+    <w:pPr>
+      <w:keepNext/>
+      <w:keepLines/>
+      <w:spacing w:after="0"/>
+      <w:outlineLvl w:val="8"/>
+    </w:pPr>
+    <w:rPr>
+      <w:rFonts w:eastAsiaTheme="majorEastAsia" w:cstheme="majorBidi"/>
+      <w:color w:val="272727" w:themeColor="text1" w:themeTint="D8"/>
     </w:rPr>
   </w:style>
   <w:style w:type="character" w:default="1" w:styleId="DefaultParagraphFont">
     <w:name w:val="Default Paragraph Font"/>
     <w:uiPriority w:val="1"/>
-    <w:semiHidden/>
     <w:unhideWhenUsed/>
   </w:style>
   <w:style w:type="table" w:default="1" w:styleId="TableNormal">
@@ -834,14 +1656,304 @@
     <w:semiHidden/>
     <w:unhideWhenUsed/>
   </w:style>
+  <w:style w:type="character" w:customStyle="1" w:styleId="Heading1Char">
+    <w:name w:val="Heading 1 Char"/>
+    <w:basedOn w:val="DefaultParagraphFont"/>
+    <w:link w:val="Heading1"/>
+    <w:uiPriority w:val="9"/>
+    <w:rsid w:val="00930098"/>
+    <w:rPr>
+      <w:rFonts w:asciiTheme="majorHAnsi" w:eastAsiaTheme="majorEastAsia" w:hAnsiTheme="majorHAnsi" w:cstheme="majorBidi"/>
+      <w:color w:val="0F4761" w:themeColor="accent1" w:themeShade="BF"/>
+      <w:sz w:val="40"/>
+      <w:szCs w:val="40"/>
+    </w:rPr>
+  </w:style>
+  <w:style w:type="character" w:customStyle="1" w:styleId="Heading2Char">
+    <w:name w:val="Heading 2 Char"/>
+    <w:basedOn w:val="DefaultParagraphFont"/>
+    <w:link w:val="Heading2"/>
+    <w:uiPriority w:val="9"/>
+    <w:semiHidden/>
+    <w:rsid w:val="00930098"/>
+    <w:rPr>
+      <w:rFonts w:asciiTheme="majorHAnsi" w:eastAsiaTheme="majorEastAsia" w:hAnsiTheme="majorHAnsi" w:cstheme="majorBidi"/>
+      <w:color w:val="0F4761" w:themeColor="accent1" w:themeShade="BF"/>
+      <w:sz w:val="32"/>
+      <w:szCs w:val="32"/>
+    </w:rPr>
+  </w:style>
+  <w:style w:type="character" w:customStyle="1" w:styleId="Heading3Char">
+    <w:name w:val="Heading 3 Char"/>
+    <w:basedOn w:val="DefaultParagraphFont"/>
+    <w:link w:val="Heading3"/>
+    <w:uiPriority w:val="9"/>
+    <w:semiHidden/>
+    <w:rsid w:val="00930098"/>
+    <w:rPr>
+      <w:rFonts w:eastAsiaTheme="majorEastAsia" w:cstheme="majorBidi"/>
+      <w:color w:val="0F4761" w:themeColor="accent1" w:themeShade="BF"/>
+      <w:sz w:val="28"/>
+      <w:szCs w:val="28"/>
+    </w:rPr>
+  </w:style>
+  <w:style w:type="character" w:customStyle="1" w:styleId="Heading4Char">
+    <w:name w:val="Heading 4 Char"/>
+    <w:basedOn w:val="DefaultParagraphFont"/>
+    <w:link w:val="Heading4"/>
+    <w:uiPriority w:val="9"/>
+    <w:semiHidden/>
+    <w:rsid w:val="00930098"/>
+    <w:rPr>
+      <w:rFonts w:eastAsiaTheme="majorEastAsia" w:cstheme="majorBidi"/>
+      <w:i/>
+      <w:iCs/>
+      <w:color w:val="0F4761" w:themeColor="accent1" w:themeShade="BF"/>
+    </w:rPr>
+  </w:style>
+  <w:style w:type="character" w:customStyle="1" w:styleId="Heading5Char">
+    <w:name w:val="Heading 5 Char"/>
+    <w:basedOn w:val="DefaultParagraphFont"/>
+    <w:link w:val="Heading5"/>
+    <w:uiPriority w:val="9"/>
+    <w:semiHidden/>
+    <w:rsid w:val="00930098"/>
+    <w:rPr>
+      <w:rFonts w:eastAsiaTheme="majorEastAsia" w:cstheme="majorBidi"/>
+      <w:color w:val="0F4761" w:themeColor="accent1" w:themeShade="BF"/>
+    </w:rPr>
+  </w:style>
+  <w:style w:type="character" w:customStyle="1" w:styleId="Heading6Char">
+    <w:name w:val="Heading 6 Char"/>
+    <w:basedOn w:val="DefaultParagraphFont"/>
+    <w:link w:val="Heading6"/>
+    <w:uiPriority w:val="9"/>
+    <w:semiHidden/>
+    <w:rsid w:val="00930098"/>
+    <w:rPr>
+      <w:rFonts w:eastAsiaTheme="majorEastAsia" w:cstheme="majorBidi"/>
+      <w:i/>
+      <w:iCs/>
+      <w:color w:val="595959" w:themeColor="text1" w:themeTint="A6"/>
+    </w:rPr>
+  </w:style>
+  <w:style w:type="character" w:customStyle="1" w:styleId="Heading7Char">
+    <w:name w:val="Heading 7 Char"/>
+    <w:basedOn w:val="DefaultParagraphFont"/>
+    <w:link w:val="Heading7"/>
+    <w:uiPriority w:val="9"/>
+    <w:semiHidden/>
+    <w:rsid w:val="00930098"/>
+    <w:rPr>
+      <w:rFonts w:eastAsiaTheme="majorEastAsia" w:cstheme="majorBidi"/>
+      <w:color w:val="595959" w:themeColor="text1" w:themeTint="A6"/>
+    </w:rPr>
+  </w:style>
+  <w:style w:type="character" w:customStyle="1" w:styleId="Heading8Char">
+    <w:name w:val="Heading 8 Char"/>
+    <w:basedOn w:val="DefaultParagraphFont"/>
+    <w:link w:val="Heading8"/>
+    <w:uiPriority w:val="9"/>
+    <w:semiHidden/>
+    <w:rsid w:val="00930098"/>
+    <w:rPr>
+      <w:rFonts w:eastAsiaTheme="majorEastAsia" w:cstheme="majorBidi"/>
+      <w:i/>
+      <w:iCs/>
+      <w:color w:val="272727" w:themeColor="text1" w:themeTint="D8"/>
+    </w:rPr>
+  </w:style>
+  <w:style w:type="character" w:customStyle="1" w:styleId="Heading9Char">
+    <w:name w:val="Heading 9 Char"/>
+    <w:basedOn w:val="DefaultParagraphFont"/>
+    <w:link w:val="Heading9"/>
+    <w:uiPriority w:val="9"/>
+    <w:semiHidden/>
+    <w:rsid w:val="00930098"/>
+    <w:rPr>
+      <w:rFonts w:eastAsiaTheme="majorEastAsia" w:cstheme="majorBidi"/>
+      <w:color w:val="272727" w:themeColor="text1" w:themeTint="D8"/>
+    </w:rPr>
+  </w:style>
+  <w:style w:type="paragraph" w:styleId="Title">
+    <w:name w:val="Title"/>
+    <w:basedOn w:val="Normal"/>
+    <w:next w:val="Normal"/>
+    <w:link w:val="TitleChar"/>
+    <w:uiPriority w:val="10"/>
+    <w:qFormat/>
+    <w:rsid w:val="00930098"/>
+    <w:pPr>
+      <w:spacing w:after="80" w:line="240" w:lineRule="auto"/>
+      <w:contextualSpacing/>
+    </w:pPr>
+    <w:rPr>
+      <w:rFonts w:asciiTheme="majorHAnsi" w:eastAsiaTheme="majorEastAsia" w:hAnsiTheme="majorHAnsi" w:cstheme="majorBidi"/>
+      <w:spacing w:val="-10"/>
+      <w:kern w:val="28"/>
+      <w:sz w:val="56"/>
+      <w:szCs w:val="56"/>
+    </w:rPr>
+  </w:style>
+  <w:style w:type="character" w:customStyle="1" w:styleId="TitleChar">
+    <w:name w:val="Title Char"/>
+    <w:basedOn w:val="DefaultParagraphFont"/>
+    <w:link w:val="Title"/>
+    <w:uiPriority w:val="10"/>
+    <w:rsid w:val="00930098"/>
+    <w:rPr>
+      <w:rFonts w:asciiTheme="majorHAnsi" w:eastAsiaTheme="majorEastAsia" w:hAnsiTheme="majorHAnsi" w:cstheme="majorBidi"/>
+      <w:spacing w:val="-10"/>
+      <w:kern w:val="28"/>
+      <w:sz w:val="56"/>
+      <w:szCs w:val="56"/>
+    </w:rPr>
+  </w:style>
+  <w:style w:type="paragraph" w:styleId="Subtitle">
+    <w:name w:val="Subtitle"/>
+    <w:basedOn w:val="Normal"/>
+    <w:next w:val="Normal"/>
+    <w:link w:val="SubtitleChar"/>
+    <w:uiPriority w:val="11"/>
+    <w:qFormat/>
+    <w:rsid w:val="00930098"/>
+    <w:pPr>
+      <w:numPr>
+        <w:ilvl w:val="1"/>
+      </w:numPr>
+    </w:pPr>
+    <w:rPr>
+      <w:rFonts w:eastAsiaTheme="majorEastAsia" w:cstheme="majorBidi"/>
+      <w:color w:val="595959" w:themeColor="text1" w:themeTint="A6"/>
+      <w:spacing w:val="15"/>
+      <w:sz w:val="28"/>
+      <w:szCs w:val="28"/>
+    </w:rPr>
+  </w:style>
+  <w:style w:type="character" w:customStyle="1" w:styleId="SubtitleChar">
+    <w:name w:val="Subtitle Char"/>
+    <w:basedOn w:val="DefaultParagraphFont"/>
+    <w:link w:val="Subtitle"/>
+    <w:uiPriority w:val="11"/>
+    <w:rsid w:val="00930098"/>
+    <w:rPr>
+      <w:rFonts w:eastAsiaTheme="majorEastAsia" w:cstheme="majorBidi"/>
+      <w:color w:val="595959" w:themeColor="text1" w:themeTint="A6"/>
+      <w:spacing w:val="15"/>
+      <w:sz w:val="28"/>
+      <w:szCs w:val="28"/>
+    </w:rPr>
+  </w:style>
+  <w:style w:type="paragraph" w:styleId="Quote">
+    <w:name w:val="Quote"/>
+    <w:basedOn w:val="Normal"/>
+    <w:next w:val="Normal"/>
+    <w:link w:val="QuoteChar"/>
+    <w:uiPriority w:val="29"/>
+    <w:qFormat/>
+    <w:rsid w:val="00930098"/>
+    <w:pPr>
+      <w:spacing w:before="160"/>
+      <w:jc w:val="center"/>
+    </w:pPr>
+    <w:rPr>
+      <w:i/>
+      <w:iCs/>
+      <w:color w:val="404040" w:themeColor="text1" w:themeTint="BF"/>
+    </w:rPr>
+  </w:style>
+  <w:style w:type="character" w:customStyle="1" w:styleId="QuoteChar">
+    <w:name w:val="Quote Char"/>
+    <w:basedOn w:val="DefaultParagraphFont"/>
+    <w:link w:val="Quote"/>
+    <w:uiPriority w:val="29"/>
+    <w:rsid w:val="00930098"/>
+    <w:rPr>
+      <w:i/>
+      <w:iCs/>
+      <w:color w:val="404040" w:themeColor="text1" w:themeTint="BF"/>
+    </w:rPr>
+  </w:style>
+  <w:style w:type="paragraph" w:styleId="ListParagraph">
+    <w:name w:val="List Paragraph"/>
+    <w:basedOn w:val="Normal"/>
+    <w:uiPriority w:val="34"/>
+    <w:qFormat/>
+    <w:rsid w:val="00930098"/>
+    <w:pPr>
+      <w:ind w:left="720"/>
+      <w:contextualSpacing/>
+    </w:pPr>
+  </w:style>
+  <w:style w:type="character" w:styleId="IntenseEmphasis">
+    <w:name w:val="Intense Emphasis"/>
+    <w:basedOn w:val="DefaultParagraphFont"/>
+    <w:uiPriority w:val="21"/>
+    <w:qFormat/>
+    <w:rsid w:val="00930098"/>
+    <w:rPr>
+      <w:i/>
+      <w:iCs/>
+      <w:color w:val="0F4761" w:themeColor="accent1" w:themeShade="BF"/>
+    </w:rPr>
+  </w:style>
+  <w:style w:type="paragraph" w:styleId="IntenseQuote">
+    <w:name w:val="Intense Quote"/>
+    <w:basedOn w:val="Normal"/>
+    <w:next w:val="Normal"/>
+    <w:link w:val="IntenseQuoteChar"/>
+    <w:uiPriority w:val="30"/>
+    <w:qFormat/>
+    <w:rsid w:val="00930098"/>
+    <w:pPr>
+      <w:pBdr>
+        <w:top w:val="single" w:sz="4" w:space="10" w:color="0F4761" w:themeColor="accent1" w:themeShade="BF"/>
+        <w:bottom w:val="single" w:sz="4" w:space="10" w:color="0F4761" w:themeColor="accent1" w:themeShade="BF"/>
+      </w:pBdr>
+      <w:spacing w:before="360" w:after="360"/>
+      <w:ind w:left="864" w:right="864"/>
+      <w:jc w:val="center"/>
+    </w:pPr>
+    <w:rPr>
+      <w:i/>
+      <w:iCs/>
+      <w:color w:val="0F4761" w:themeColor="accent1" w:themeShade="BF"/>
+    </w:rPr>
+  </w:style>
+  <w:style w:type="character" w:customStyle="1" w:styleId="IntenseQuoteChar">
+    <w:name w:val="Intense Quote Char"/>
+    <w:basedOn w:val="DefaultParagraphFont"/>
+    <w:link w:val="IntenseQuote"/>
+    <w:uiPriority w:val="30"/>
+    <w:rsid w:val="00930098"/>
+    <w:rPr>
+      <w:i/>
+      <w:iCs/>
+      <w:color w:val="0F4761" w:themeColor="accent1" w:themeShade="BF"/>
+    </w:rPr>
+  </w:style>
+  <w:style w:type="character" w:styleId="IntenseReference">
+    <w:name w:val="Intense Reference"/>
+    <w:basedOn w:val="DefaultParagraphFont"/>
+    <w:uiPriority w:val="32"/>
+    <w:qFormat/>
+    <w:rsid w:val="00930098"/>
+    <w:rPr>
+      <w:b w:val="0"/>
+      <w:bCs w:val="0"/>
+      <w:smallCaps/>
+      <w:color w:val="0F4761" w:themeColor="accent1" w:themeShade="BF"/>
+      <w:spacing w:val="5"/>
+    </w:rPr>
+  </w:style>
   <w:style w:type="character" w:styleId="Hyperlink">
     <w:name w:val="Hyperlink"/>
     <w:basedOn w:val="DefaultParagraphFont"/>
     <w:uiPriority w:val="99"/>
     <w:unhideWhenUsed/>
-    <w:rsid w:val="00154CA4"/>
-    <w:rPr>
-      <w:color w:val="0563C1" w:themeColor="hyperlink"/>
+    <w:rsid w:val="00FC2BE2"/>
+    <w:rPr>
+      <w:color w:val="467886" w:themeColor="hyperlink"/>
       <w:u w:val="single"/>
     </w:rPr>
   </w:style>
@@ -851,22 +1963,10 @@
     <w:uiPriority w:val="99"/>
     <w:semiHidden/>
     <w:unhideWhenUsed/>
-    <w:rsid w:val="00154CA4"/>
+    <w:rsid w:val="00FC2BE2"/>
     <w:rPr>
       <w:color w:val="605E5C"/>
       <w:shd w:val="clear" w:color="auto" w:fill="E1DFDD"/>
-    </w:rPr>
-  </w:style>
-  <w:style w:type="character" w:styleId="FollowedHyperlink">
-    <w:name w:val="FollowedHyperlink"/>
-    <w:basedOn w:val="DefaultParagraphFont"/>
-    <w:uiPriority w:val="99"/>
-    <w:semiHidden/>
-    <w:unhideWhenUsed/>
-    <w:rsid w:val="0099557B"/>
-    <w:rPr>
-      <w:color w:val="954F72" w:themeColor="followedHyperlink"/>
-      <w:u w:val="single"/>
     </w:rPr>
   </w:style>
 </w:styles>
@@ -883,39 +1983,39 @@
         <a:sysClr val="window" lastClr="FFFFFF"/>
       </a:lt1>
       <a:dk2>
-        <a:srgbClr val="44546A"/>
+        <a:srgbClr val="0E2841"/>
       </a:dk2>
       <a:lt2>
-        <a:srgbClr val="E7E6E6"/>
+        <a:srgbClr val="E8E8E8"/>
       </a:lt2>
       <a:accent1>
-        <a:srgbClr val="4472C4"/>
+        <a:srgbClr val="156082"/>
       </a:accent1>
       <a:accent2>
-        <a:srgbClr val="ED7D31"/>
+        <a:srgbClr val="E97132"/>
       </a:accent2>
       <a:accent3>
-        <a:srgbClr val="A5A5A5"/>
+        <a:srgbClr val="196B24"/>
       </a:accent3>
       <a:accent4>
-        <a:srgbClr val="FFC000"/>
+        <a:srgbClr val="0F9ED5"/>
       </a:accent4>
       <a:accent5>
-        <a:srgbClr val="5B9BD5"/>
+        <a:srgbClr val="A02B93"/>
       </a:accent5>
       <a:accent6>
-        <a:srgbClr val="70AD47"/>
+        <a:srgbClr val="4EA72E"/>
       </a:accent6>
       <a:hlink>
-        <a:srgbClr val="0563C1"/>
+        <a:srgbClr val="467886"/>
       </a:hlink>
       <a:folHlink>
-        <a:srgbClr val="954F72"/>
+        <a:srgbClr val="96607D"/>
       </a:folHlink>
     </a:clrScheme>
     <a:fontScheme name="Office">
       <a:majorFont>
-        <a:latin typeface="Calibri Light" panose="020F0302020204030204"/>
+        <a:latin typeface="Aptos Display" panose="02110004020202020204"/>
         <a:ea typeface=""/>
         <a:cs typeface=""/>
         <a:font script="Jpan" typeface="游ゴシック Light"/>
@@ -967,7 +2067,7 @@
         <a:font script="Tfng" typeface="Ebrima"/>
       </a:majorFont>
       <a:minorFont>
-        <a:latin typeface="Calibri" panose="020F0502020204030204"/>
+        <a:latin typeface="Aptos" panose="02110004020202020204"/>
         <a:ea typeface=""/>
         <a:cs typeface=""/>
         <a:font script="Jpan" typeface="游明朝"/>
@@ -1078,13 +2178,6 @@
         </a:gradFill>
       </a:fillStyleLst>
       <a:lnStyleLst>
-        <a:ln w="6350" cap="flat" cmpd="sng" algn="ctr">
-          <a:solidFill>
-            <a:schemeClr val="phClr"/>
-          </a:solidFill>
-          <a:prstDash val="solid"/>
-          <a:miter lim="800000"/>
-        </a:ln>
         <a:ln w="12700" cap="flat" cmpd="sng" algn="ctr">
           <a:solidFill>
             <a:schemeClr val="phClr"/>
@@ -1093,6 +2186,13 @@
           <a:miter lim="800000"/>
         </a:ln>
         <a:ln w="19050" cap="flat" cmpd="sng" algn="ctr">
+          <a:solidFill>
+            <a:schemeClr val="phClr"/>
+          </a:solidFill>
+          <a:prstDash val="solid"/>
+          <a:miter lim="800000"/>
+        </a:ln>
+        <a:ln w="25400" cap="flat" cmpd="sng" algn="ctr">
           <a:solidFill>
             <a:schemeClr val="phClr"/>
           </a:solidFill>
@@ -1157,11 +2257,31 @@
       </a:bgFillStyleLst>
     </a:fmtScheme>
   </a:themeElements>
-  <a:objectDefaults/>
+  <a:objectDefaults>
+    <a:lnDef>
+      <a:spPr/>
+      <a:bodyPr/>
+      <a:lstStyle/>
+      <a:style>
+        <a:lnRef idx="2">
+          <a:schemeClr val="accent1"/>
+        </a:lnRef>
+        <a:fillRef idx="0">
+          <a:schemeClr val="accent1"/>
+        </a:fillRef>
+        <a:effectRef idx="1">
+          <a:schemeClr val="accent1"/>
+        </a:effectRef>
+        <a:fontRef idx="minor">
+          <a:schemeClr val="tx1"/>
+        </a:fontRef>
+      </a:style>
+    </a:lnDef>
+  </a:objectDefaults>
   <a:extraClrSchemeLst/>
   <a:extLst>
     <a:ext uri="{05A4C25C-085E-4340-85A3-A5531E510DB2}">
-      <thm15:themeFamily xmlns:thm15="http://schemas.microsoft.com/office/thememl/2012/main" name="Office Theme" id="{62F939B6-93AF-4DB8-9C6B-D6C7DFDC589F}" vid="{4A3C46E8-61CC-4603-A589-7422A47A8E4A}"/>
+      <thm15:themeFamily xmlns:thm15="http://schemas.microsoft.com/office/thememl/2012/main" name="Office Theme" id="{2E142A2C-CD16-42D6-873A-C26D2A0506FA}" vid="{1BDDFF52-6CD6-40A5-AB3C-68EB2F1E4D0A}"/>
     </a:ext>
   </a:extLst>
 </a:theme>
